--- a/When The Applause Fades/_draft-manuscript/ch56_epilogue2_final.docx
+++ b/When The Applause Fades/_draft-manuscript/ch56_epilogue2_final.docx
@@ -501,7 +501,7 @@
           <w:i/>
           <w:iCs/>
         </w:rPr>
-        <w:t>— Nova Hart, “Without You,” unreleased</w:t>
+        <w:t>— Nova Hart, “Without You,” released</w:t>
       </w:r>
     </w:p>
     <w:p w14:paraId="EF00030">
@@ -821,7 +821,7 @@
           <w:i/>
           <w:iCs/>
         </w:rPr>
-        <w:t>— Nova Hart, “Without You,” unreleased</w:t>
+        <w:t>— Nova Hart, “Without You,” released</w:t>
       </w:r>
     </w:p>
     <w:p w14:paraId="EF00050">
